--- a/04_Manuscripts/submission_package_IJEHR/Manuscript_IJEHR_anonymous_20260628.docx
+++ b/04_Manuscripts/submission_package_IJEHR/Manuscript_IJEHR_anonymous_20260628.docx
@@ -1555,15 +1555,7 @@
         <w:pStyle w:val="FirstParagraph"/>
       </w:pPr>
       <w:r>
-        <w:t xml:space="preserve">All data used in this study are publicly available. NDB Open Data (Ministry of Health, </w:t>
-      </w:r>
-      <w:proofErr w:type="spellStart"/>
-      <w:r>
-        <w:t>Labour</w:t>
-      </w:r>
-      <w:proofErr w:type="spellEnd"/>
-      <w:r>
-        <w:t xml:space="preserve"> and Welfare): https://www.mhlw.go.jp/stf/seisakunitsuite/bunya/0000177182.html. National Land Numerical Information L03-b land-use data (Ministry of Land, Infrastructure, Transport and Tourism): https://nlftp.mlit.go.jp/ksj/gml/datalist/KsjTmplt-L03-b.html. e-Stat (Statistics Bureau of Japan): https://www.e-stat.go.jp/. Analysis code and aggregate prefecture-level data (N = 47) are openly available at https://github.com/haruki00430/greenspace-mental-health-japan and https://doi.org/10.5281/zenodo.20951145.</w:t>
+        <w:t>All data used in this study are publicly available. NDB Open Data (Ministry of Health, Labour and Welfare): https://www.mhlw.go.jp/stf/seisakunitsuite/bunya/0000177182.html. National Land Numerical Information L03-b land-use data (Ministry of Land, Infrastructure, Transport and Tourism): https://nlftp.mlit.go.jp/ksj/gml/datalist/KsjTmplt-L03-b.html. e-Stat (Statistics Bureau of Japan): https://www.e-stat.go.jp/. Analysis code and aggregate prefecture-level data (N = 47) are openly available at https://github.com/haruki00430/greenspace-mental-health-japan and https://doi.org/10.5281/zenodo.20986298.</w:t>
       </w:r>
     </w:p>
     <w:p>
